--- a/Part-Two-Ch09-The-Second-Founding/The 15th Amendment.docx
+++ b/Part-Two-Ch09-The-Second-Founding/The 15th Amendment.docx
@@ -9,25 +9,22 @@
         <w:tblLook w:firstColumn="1" w:firstRow="1" w:lastColumn="0" w:lastRow="0" w:noHBand="0" w:noVBand="1" w:val="04A0"/>
       </w:tblPr>
       <w:tblGrid>
-        <w:gridCol w:w="9936"/>
+        <w:gridCol w:w="10224"/>
       </w:tblGrid>
       <w:tr>
         <w:tc>
           <w:tcPr>
-            <w:tcW w:type="dxa" w:w="9936"/>
+            <w:tcW w:type="dxa" w:w="10224"/>
             <w:shd w:val="clear" w:fill="B1442F"/>
           </w:tcPr>
           <w:p>
-            <w:pPr>
-              <w:jc w:val="left"/>
-            </w:pPr>
             <w:r>
               <w:rPr>
                 <w:b/>
                 <w:color w:val="FFE6DE"/>
                 <w:sz w:val="18"/>
               </w:rPr>
-              <w:t>CHAPTER 9 · DEEP DIVE · A HOUSE DIVIDED</w:t>
+              <w:t>PROMISE &amp; PRACTICE  ·  DEEP DIVE  ·  SOURCE ANALYSIS</w:t>
             </w:r>
           </w:p>
           <w:p>
@@ -35,18 +32,19 @@
               <w:rPr>
                 <w:b/>
                 <w:color w:val="FFFFFF"/>
-                <w:sz w:val="40"/>
+                <w:sz w:val="42"/>
               </w:rPr>
-              <w:t>The 15th Amendment</w:t>
+              <w:t>The 15th Amendment — A House Divided</w:t>
             </w:r>
           </w:p>
           <w:p>
             <w:r>
               <w:rPr>
+                <w:i/>
                 <w:color w:val="FFE6DE"/>
-                <w:sz w:val="21"/>
+                <w:sz w:val="22"/>
               </w:rPr>
-              <w:t>The vote — the most powerful tool in a democracy — extended to Black men, and the hard questions about who was still left out. 1870.</w:t>
+              <w:t>The Vote — and Its Limits</w:t>
             </w:r>
           </w:p>
         </w:tc>
@@ -64,7 +62,7 @@
         <w:rPr>
           <w:sz w:val="21"/>
         </w:rPr>
-        <w:t xml:space="preserve">__________________________    </w:t>
+        <w:t xml:space="preserve">______________________________    </w:t>
       </w:r>
       <w:r>
         <w:rPr>
@@ -90,30 +88,177 @@
         <w:rPr>
           <w:sz w:val="21"/>
         </w:rPr>
-        <w:t>______________</w:t>
+        <w:t>________________</w:t>
+      </w:r>
+    </w:p>
+    <w:tbl>
+      <w:tblPr>
+        <w:tblW w:type="auto" w:w="0"/>
+        <w:tblLayout w:type="autofit"/>
+        <w:tblLook w:firstColumn="1" w:firstRow="1" w:lastColumn="0" w:lastRow="0" w:noHBand="0" w:noVBand="1" w:val="04A0"/>
+      </w:tblPr>
+      <w:tblGrid>
+        <w:gridCol w:w="10224"/>
+      </w:tblGrid>
+      <w:tr>
+        <w:tc>
+          <w:tcPr>
+            <w:tcW w:type="dxa" w:w="10224"/>
+            <w:shd w:val="clear" w:fill="f4c04e"/>
+          </w:tcPr>
+          <w:p>
+            <w:r>
+              <w:rPr>
+                <w:b/>
+                <w:color w:val="5A4512"/>
+                <w:sz w:val="19"/>
+              </w:rPr>
+              <w:t xml:space="preserve">WHAT I CAN DO TODAY   </w:t>
+            </w:r>
+            <w:r>
+              <w:rPr>
+                <w:color w:val="5A4512"/>
+                <w:sz w:val="21"/>
+              </w:rPr>
+              <w:t>I can read primary sources about The 15th Amendment — A House Divided, weigh who made each one and why, and use evidence to answer historical questions.</w:t>
+            </w:r>
+          </w:p>
+        </w:tc>
+      </w:tr>
+    </w:tbl>
+    <w:p>
+      <w:r>
+        <w:rPr>
+          <w:b/>
+          <w:color w:val="B1442F"/>
+        </w:rPr>
+        <w:t xml:space="preserve">Directions. </w:t>
+      </w:r>
+      <w:r>
+        <w:rPr>
+          <w:sz w:val="22"/>
+        </w:rPr>
+        <w:t>A right extended to some raises a hard question about the rest. Read the perspectives and judge</w:t>
       </w:r>
     </w:p>
     <w:p/>
     <w:p>
       <w:r>
         <w:rPr>
+          <w:b/>
+          <w:color w:val="B1442F"/>
+          <w:sz w:val="26"/>
+        </w:rPr>
+        <w:t>THE SOURCES</w:t>
+      </w:r>
+    </w:p>
+    <w:p>
+      <w:pPr>
+        <w:spacing w:before="160"/>
+      </w:pPr>
+      <w:r>
+        <w:rPr>
+          <w:b/>
+          <w:color w:val="1C1714"/>
+          <w:sz w:val="23"/>
+        </w:rPr>
+        <w:t>SOURCE · THE 15TH AMENDMENT · 1870  —  The text</w:t>
+      </w:r>
+    </w:p>
+    <w:p>
+      <w:pPr>
+        <w:ind w:left="432"/>
+      </w:pPr>
+      <w:r>
+        <w:rPr>
           <w:i/>
           <w:color w:val="1C1714"/>
           <w:sz w:val="22"/>
         </w:rPr>
-        <w:t>The vote — the most powerful tool in a democracy — extended to Black men, and the hard questions about who was still left out. 1870.</w:t>
+        <w:t>“The right of citizens of the United States to vote shall not be denied or abridged … on account of race, color, or previous condition of servitude.”</w:t>
+        <w:br/>
+        <w:t>— U.S. Constitution, Amendment XV. Public domain</w:t>
+      </w:r>
+    </w:p>
+    <w:p>
+      <w:r>
+        <w:rPr>
+          <w:color w:val="6A6256"/>
+          <w:sz w:val="17"/>
+        </w:rPr>
+        <w:t>— U.S. Constitution, Amendment XV. Public domain.</w:t>
       </w:r>
     </w:p>
     <w:p>
       <w:pPr>
-        <w:spacing w:after="80"/>
+        <w:spacing w:before="160"/>
       </w:pPr>
       <w:r>
         <w:rPr>
+          <w:b/>
           <w:color w:val="1C1714"/>
           <w:sz w:val="23"/>
         </w:rPr>
-        <w:t>When a right is extended to some but not all, who decides where the line is drawn — and who is left on the other side of it?</w:t>
+        <w:t>THE IMAGE · 1867  —  “The First Vote”</w:t>
+      </w:r>
+    </w:p>
+    <w:p>
+      <w:pPr>
+        <w:jc w:val="center"/>
+      </w:pPr>
+      <w:r>
+        <w:drawing>
+          <wp:inline xmlns:a="http://schemas.openxmlformats.org/drawingml/2006/main" xmlns:pic="http://schemas.openxmlformats.org/drawingml/2006/picture">
+            <wp:extent cx="3931920" cy="5388499"/>
+            <wp:docPr id="1" name="Picture 1"/>
+            <wp:cNvGraphicFramePr>
+              <a:graphicFrameLocks noChangeAspect="1"/>
+            </wp:cNvGraphicFramePr>
+            <a:graphic>
+              <a:graphicData uri="http://schemas.openxmlformats.org/drawingml/2006/picture">
+                <pic:pic>
+                  <pic:nvPicPr>
+                    <pic:cNvPr id="0" name="image.jpg"/>
+                    <pic:cNvPicPr/>
+                  </pic:nvPicPr>
+                  <pic:blipFill>
+                    <a:blip r:embed="rId9"/>
+                    <a:stretch>
+                      <a:fillRect/>
+                    </a:stretch>
+                  </pic:blipFill>
+                  <pic:spPr>
+                    <a:xfrm>
+                      <a:off x="0" y="0"/>
+                      <a:ext cx="3931920" cy="5388499"/>
+                    </a:xfrm>
+                    <a:prstGeom prst="rect"/>
+                  </pic:spPr>
+                </pic:pic>
+              </a:graphicData>
+            </a:graphic>
+          </wp:inline>
+        </w:drawing>
+      </w:r>
+    </w:p>
+    <w:p>
+      <w:r>
+        <w:rPr>
+          <w:color w:val="6A6256"/>
+          <w:sz w:val="17"/>
+        </w:rPr>
+        <w:t>“The First Vote” — wood engraving by Alfred R. Waud, Harper's Weekly, 1867, public domain (Library of Congress).</w:t>
+      </w:r>
+    </w:p>
+    <w:p/>
+    <w:p>
+      <w:r>
+        <w:rPr>
+          <w:b/>
+          <w:color w:val="B1442F"/>
+          <w:sz w:val="26"/>
+        </w:rPr>
+        <w:t>YOUR WORK</w:t>
       </w:r>
     </w:p>
     <w:p>
@@ -123,44 +268,65 @@
       <w:r>
         <w:rPr>
           <w:b/>
-          <w:color w:val="B1442F"/>
-          <w:sz w:val="28"/>
+          <w:color w:val="FFFFFF"/>
+          <w:sz w:val="20"/>
+          <w:shd w:val="clear" w:fill="B1442F"/>
         </w:rPr>
-        <w:t>The Ballot as a Shield</w:t>
+        <w:t xml:space="preserve">  QUESTION 1  </w:t>
+      </w:r>
+      <w:r>
+        <w:rPr>
+          <w:b/>
+          <w:color w:val="6A6256"/>
+          <w:sz w:val="18"/>
+        </w:rPr>
+        <w:t xml:space="preserve">   STEP 1 · WHO GAINED</w:t>
       </w:r>
     </w:p>
     <w:p>
       <w:r>
         <w:rPr>
-          <w:b/>
-          <w:color w:val="6A6256"/>
-          <w:sz w:val="17"/>
+          <w:b w:val="0"/>
+          <w:color w:val="1C1714"/>
+          <w:sz w:val="23"/>
         </w:rPr>
-        <w:t>1870</w:t>
+        <w:t>Look at “The First Vote.” Who are the men in line (notice their clothing and roles), and what is the artist saying about the new Black electorate?</w:t>
       </w:r>
     </w:p>
     <w:p>
       <w:pPr>
-        <w:spacing w:after="80"/>
+        <w:spacing w:after="120"/>
       </w:pPr>
       <w:r>
         <w:rPr>
-          <w:color w:val="1C1714"/>
-          <w:sz w:val="23"/>
+          <w:color w:val="9A9286"/>
+          <w:sz w:val="22"/>
         </w:rPr>
-        <w:t>Citizenship was not enough if you could not vote. The ballot was the tool freedpeople could use to protect their own rights — to elect officials who would defend them. In 1870 the Fifteenth Amendment declared that the right to vote could not be denied “on account of race, color, or previous condition of servitude.”</w:t>
+        <w:t>____________________________________________________________________________________________</w:t>
       </w:r>
     </w:p>
     <w:p>
       <w:pPr>
-        <w:spacing w:after="80"/>
+        <w:spacing w:after="120"/>
       </w:pPr>
       <w:r>
         <w:rPr>
-          <w:color w:val="1C1714"/>
-          <w:sz w:val="23"/>
+          <w:color w:val="9A9286"/>
+          <w:sz w:val="22"/>
         </w:rPr>
-        <w:t>For the first time, Black men across the nation had a constitutional right to vote. They used it immediately — and in huge numbers.</w:t>
+        <w:t>____________________________________________________________________________________________</w:t>
+      </w:r>
+    </w:p>
+    <w:p>
+      <w:pPr>
+        <w:spacing w:after="120"/>
+      </w:pPr>
+      <w:r>
+        <w:rPr>
+          <w:color w:val="9A9286"/>
+          <w:sz w:val="22"/>
+        </w:rPr>
+        <w:t>____________________________________________________________________________________________</w:t>
       </w:r>
     </w:p>
     <w:p>
@@ -170,40 +336,77 @@
       <w:r>
         <w:rPr>
           <w:b/>
-          <w:color w:val="B1442F"/>
-          <w:sz w:val="28"/>
+          <w:color w:val="FFFFFF"/>
+          <w:sz w:val="20"/>
+          <w:shd w:val="clear" w:fill="B1442F"/>
         </w:rPr>
-        <w:t>The First Vote</w:t>
+        <w:t xml:space="preserve">  QUESTION 2  </w:t>
+      </w:r>
+      <w:r>
+        <w:rPr>
+          <w:b/>
+          <w:color w:val="6A6256"/>
+          <w:sz w:val="18"/>
+        </w:rPr>
+        <w:t xml:space="preserve">   STEP 2 · WHO WAS LEFT OUT</w:t>
       </w:r>
     </w:p>
     <w:p>
       <w:r>
         <w:rPr>
-          <w:b/>
-          <w:color w:val="6A6256"/>
-          <w:sz w:val="17"/>
+          <w:b w:val="0"/>
+          <w:color w:val="1C1714"/>
+          <w:sz w:val="23"/>
         </w:rPr>
-        <w:t>ALFRED R. WAUD, 1867</w:t>
+        <w:t>The amendment bars denying the vote by “race, color, or previous condition of servitude.” Who did it still leave unable to vote?</w:t>
       </w:r>
     </w:p>
     <w:p>
+      <w:pPr>
+        <w:spacing w:after="40"/>
+        <w:ind w:left="432"/>
+      </w:pPr>
       <w:r>
         <w:rPr>
-          <w:i/>
-          <w:color w:val="1C1714"/>
           <w:sz w:val="22"/>
         </w:rPr>
-        <w:t>A line of Black men waits to cast their ballots — a craftsman, a well-dressed citizen, a soldier. The image shows a new electorate claiming its place in American democracy.</w:t>
+        <w:t>☐  A.  no one — everyone could vote</w:t>
       </w:r>
     </w:p>
     <w:p>
+      <w:pPr>
+        <w:spacing w:after="40"/>
+        <w:ind w:left="432"/>
+      </w:pPr>
       <w:r>
         <w:rPr>
-          <w:i/>
-          <w:color w:val="6A6256"/>
-          <w:sz w:val="17"/>
+          <w:sz w:val="22"/>
         </w:rPr>
-        <w:t>“The First Vote” — wood engraving by Alfred R. Waud, Harper's Weekly, 1867, public domain (Library of Congress).</w:t>
+        <w:t>☐  B.  only former Confederates</w:t>
+      </w:r>
+    </w:p>
+    <w:p>
+      <w:pPr>
+        <w:spacing w:after="40"/>
+        <w:ind w:left="432"/>
+      </w:pPr>
+      <w:r>
+        <w:rPr>
+          <w:sz w:val="22"/>
+        </w:rPr>
+        <w:t>☐  C.  women of every race</w:t>
+      </w:r>
+    </w:p>
+    <w:p>
+      <w:pPr>
+        <w:spacing w:after="40"/>
+        <w:ind w:left="432"/>
+      </w:pPr>
+      <w:r>
+        <w:rPr>
+          <w:sz w:val="22"/>
+        </w:rPr>
+        <w:t>☐  D.  men who had served in the army</w:t>
       </w:r>
     </w:p>
     <w:p>
@@ -213,54 +416,77 @@
       <w:r>
         <w:rPr>
           <w:b/>
-          <w:color w:val="B1442F"/>
-          <w:sz w:val="28"/>
+          <w:color w:val="FFFFFF"/>
+          <w:sz w:val="20"/>
+          <w:shd w:val="clear" w:fill="B1442F"/>
         </w:rPr>
-        <w:t>A Line Drawn Short</w:t>
+        <w:t xml:space="preserve">  QUESTION 3  </w:t>
+      </w:r>
+      <w:r>
+        <w:rPr>
+          <w:b/>
+          <w:color w:val="6A6256"/>
+          <w:sz w:val="18"/>
+        </w:rPr>
+        <w:t xml:space="preserve">   STEP 3 · TWO POINTS OF VIEW</w:t>
       </w:r>
     </w:p>
     <w:p>
       <w:r>
         <w:rPr>
-          <w:b/>
-          <w:color w:val="6A6256"/>
-          <w:sz w:val="17"/>
+          <w:b w:val="0"/>
+          <w:color w:val="1C1714"/>
+          <w:sz w:val="23"/>
         </w:rPr>
-        <w:t>WHO WAS LEFT OUT</w:t>
+        <w:t>Some women's-rights leaders felt betrayed that Black men got the vote before any women. Douglass argued Black men's vote was “life and death” and couldn't wait. Explain both points of view fairly.</w:t>
       </w:r>
     </w:p>
     <w:p>
       <w:pPr>
-        <w:spacing w:after="80"/>
+        <w:spacing w:after="120"/>
       </w:pPr>
       <w:r>
         <w:rPr>
-          <w:color w:val="1C1714"/>
-          <w:sz w:val="23"/>
+          <w:color w:val="9A9286"/>
+          <w:sz w:val="22"/>
         </w:rPr>
-        <w:t>But look closely at the amendment's words: it bars denying the vote by race — not by sex. Women of every race were still denied the vote. This split the old reform movement: some women's rights leaders felt betrayed that Black men were enfranchised before any women.</w:t>
+        <w:t>____________________________________________________________________________________________</w:t>
       </w:r>
     </w:p>
     <w:p>
       <w:pPr>
-        <w:spacing w:after="80"/>
+        <w:spacing w:after="120"/>
       </w:pPr>
       <w:r>
         <w:rPr>
-          <w:color w:val="1C1714"/>
-          <w:sz w:val="23"/>
+          <w:color w:val="9A9286"/>
+          <w:sz w:val="22"/>
         </w:rPr>
-        <w:t>Frederick Douglass argued that for Black men, facing lynching and terror, the vote was a matter of life and death that could not wait. The disagreement was painful — and real.</w:t>
+        <w:t>____________________________________________________________________________________________</w:t>
       </w:r>
     </w:p>
     <w:p>
+      <w:pPr>
+        <w:spacing w:after="120"/>
+      </w:pPr>
       <w:r>
         <w:rPr>
-          <w:i/>
-          <w:color w:val="6A6256"/>
-          <w:sz w:val="17"/>
+          <w:color w:val="9A9286"/>
+          <w:sz w:val="22"/>
         </w:rPr>
-        <w:t>The five military districts, 1867 — map, © ShadowDog Digital Studios (SDS Digital Collection).</w:t>
+        <w:t>____________________________________________________________________________________________</w:t>
+      </w:r>
+    </w:p>
+    <w:p>
+      <w:pPr>
+        <w:spacing w:after="120"/>
+      </w:pPr>
+      <w:r>
+        <w:rPr>
+          <w:color w:val="9A9286"/>
+          <w:sz w:val="22"/>
+        </w:rPr>
+        <w:t>____________________________________________________________________________________________</w:t>
       </w:r>
     </w:p>
     <w:p>
@@ -270,102 +496,91 @@
       <w:r>
         <w:rPr>
           <w:b/>
-          <w:color w:val="B1442F"/>
-          <w:sz w:val="28"/>
+          <w:color w:val="FFFFFF"/>
+          <w:sz w:val="20"/>
+          <w:shd w:val="clear" w:fill="B1442F"/>
         </w:rPr>
-        <w:t>What the Words Didn't Say</w:t>
+        <w:t xml:space="preserve">  QUESTION 4  </w:t>
+      </w:r>
+      <w:r>
+        <w:rPr>
+          <w:b/>
+          <w:color w:val="6A6256"/>
+          <w:sz w:val="18"/>
+        </w:rPr>
+        <w:t xml:space="preserve">   STEP 4 · THE LOOPHOLE</w:t>
       </w:r>
     </w:p>
     <w:p>
       <w:r>
         <w:rPr>
-          <w:b/>
-          <w:color w:val="6A6256"/>
-          <w:sz w:val="17"/>
+          <w:b w:val="0"/>
+          <w:color w:val="1C1714"/>
+          <w:sz w:val="23"/>
         </w:rPr>
-        <w:t>THE LOOPHOLE</w:t>
+        <w:t>The amendment banned denying the vote “on account of race” — but not other excuses. In three or four sentences, explain how Southern states later used poll taxes and literacy tests to get around it, and why the wording made that possible.</w:t>
       </w:r>
     </w:p>
     <w:p>
       <w:pPr>
-        <w:spacing w:after="80"/>
+        <w:spacing w:after="120"/>
       </w:pPr>
       <w:r>
         <w:rPr>
-          <w:color w:val="1C1714"/>
-          <w:sz w:val="23"/>
+          <w:color w:val="9A9286"/>
+          <w:sz w:val="22"/>
         </w:rPr>
-        <w:t>There was a second problem hidden in the text. The amendment said states couldn't deny the vote because of race — but it didn't stop them from using other excuses.</w:t>
+        <w:t>____________________________________________________________________________________________</w:t>
       </w:r>
     </w:p>
     <w:p>
       <w:pPr>
-        <w:spacing w:after="80"/>
+        <w:spacing w:after="120"/>
       </w:pPr>
       <w:r>
         <w:rPr>
-          <w:color w:val="1C1714"/>
-          <w:sz w:val="23"/>
+          <w:color w:val="9A9286"/>
+          <w:sz w:val="22"/>
         </w:rPr>
-        <w:t>Later, Southern states would exploit this: poll taxes, literacy tests, and grandfather clauses that technically never mentioned race but were designed to strip Black men of the ballot. The right won in 1870 would be quietly stolen back within a generation.</w:t>
-      </w:r>
-    </w:p>
-    <w:p>
-      <w:r>
-        <w:rPr>
-          <w:b/>
-          <w:color w:val="6A6256"/>
-          <w:sz w:val="17"/>
-        </w:rPr>
-        <w:t>FREDERICK DOUGLASS, ON BLACK SUFFRAGE</w:t>
+        <w:t>____________________________________________________________________________________________</w:t>
       </w:r>
     </w:p>
     <w:p>
       <w:pPr>
-        <w:spacing w:after="80"/>
+        <w:spacing w:after="120"/>
       </w:pPr>
       <w:r>
         <w:rPr>
-          <w:color w:val="1C1714"/>
-          <w:sz w:val="23"/>
+          <w:color w:val="9A9286"/>
+          <w:sz w:val="22"/>
         </w:rPr>
-        <w:t>Slavery is not abolished until the black man has the ballot.</w:t>
+        <w:t>____________________________________________________________________________________________</w:t>
       </w:r>
     </w:p>
     <w:p>
       <w:pPr>
-        <w:spacing w:before="200"/>
+        <w:spacing w:after="120"/>
       </w:pPr>
       <w:r>
         <w:rPr>
-          <w:b/>
-          <w:color w:val="B1442F"/>
-          <w:sz w:val="28"/>
+          <w:color w:val="9A9286"/>
+          <w:sz w:val="22"/>
         </w:rPr>
-        <w:t>Who Was In, Who Was Out</w:t>
+        <w:t>____________________________________________________________________________________________</w:t>
       </w:r>
     </w:p>
     <w:p>
+      <w:pPr>
+        <w:spacing w:after="120"/>
+      </w:pPr>
       <w:r>
         <w:rPr>
-          <w:b/>
-          <w:color w:val="6A6256"/>
-          <w:sz w:val="17"/>
+          <w:color w:val="9A9286"/>
+          <w:sz w:val="22"/>
         </w:rPr>
-        <w:t>YOUR TURN</w:t>
+        <w:t>____________________________________________________________________________________________</w:t>
       </w:r>
     </w:p>
-    <w:p>
-      <w:r>
-        <w:rPr>
-          <w:i/>
-          <w:color w:val="1C1714"/>
-          <w:sz w:val="22"/>
-        </w:rPr>
-        <w:t>You'll examine the reach — and the limits — of the Fifteenth Amendment, and practice point of view on one of Reconstruction's hardest debates.</w:t>
-      </w:r>
-    </w:p>
-    <w:p/>
     <w:p>
       <w:pPr>
         <w:jc w:val="center"/>
@@ -378,9 +593,160 @@
         <w:t>Promise &amp; Practice · ShadowDog Digital Studios · Unit 2</w:t>
       </w:r>
     </w:p>
+    <w:p>
+      <w:r>
+        <w:br w:type="page"/>
+      </w:r>
+    </w:p>
+    <w:tbl>
+      <w:tblPr>
+        <w:tblW w:type="auto" w:w="0"/>
+        <w:tblLayout w:type="autofit"/>
+        <w:tblLook w:firstColumn="1" w:firstRow="1" w:lastColumn="0" w:lastRow="0" w:noHBand="0" w:noVBand="1" w:val="04A0"/>
+      </w:tblPr>
+      <w:tblGrid>
+        <w:gridCol w:w="10224"/>
+      </w:tblGrid>
+      <w:tr>
+        <w:tc>
+          <w:tcPr>
+            <w:tcW w:type="dxa" w:w="10224"/>
+            <w:shd w:val="clear" w:fill="2c2219"/>
+          </w:tcPr>
+          <w:p>
+            <w:r>
+              <w:rPr>
+                <w:b/>
+                <w:color w:val="F0A184"/>
+                <w:sz w:val="28"/>
+              </w:rPr>
+              <w:t>TEACHER ANSWER KEY  —  The 15th Amendment — A House Divided</w:t>
+            </w:r>
+          </w:p>
+        </w:tc>
+      </w:tr>
+    </w:tbl>
+    <w:p/>
+    <w:p>
+      <w:r>
+        <w:rPr>
+          <w:b/>
+          <w:color w:val="B1442F"/>
+          <w:sz w:val="22"/>
+        </w:rPr>
+        <w:t xml:space="preserve">QUESTION 1:  </w:t>
+      </w:r>
+      <w:r>
+        <w:rPr>
+          <w:sz w:val="22"/>
+        </w:rPr>
+        <w:t>Open response.</w:t>
+      </w:r>
+    </w:p>
+    <w:p>
+      <w:pPr>
+        <w:ind w:left="432"/>
+      </w:pPr>
+      <w:r>
+        <w:rPr>
+          <w:i/>
+          <w:color w:val="6A6256"/>
+          <w:sz w:val="21"/>
+        </w:rPr>
+        <w:t>Look for a response along the lines of: “The men include…; the artist is saying…”</w:t>
+      </w:r>
+    </w:p>
+    <w:p>
+      <w:r>
+        <w:rPr>
+          <w:b/>
+          <w:color w:val="B1442F"/>
+          <w:sz w:val="22"/>
+        </w:rPr>
+        <w:t xml:space="preserve">QUESTION 2:  </w:t>
+      </w:r>
+      <w:r>
+        <w:rPr>
+          <w:b/>
+          <w:sz w:val="22"/>
+        </w:rPr>
+        <w:t>Correct — C. women of every race</w:t>
+      </w:r>
+    </w:p>
+    <w:p>
+      <w:pPr>
+        <w:ind w:left="432"/>
+      </w:pPr>
+      <w:r>
+        <w:rPr>
+          <w:i/>
+          <w:color w:val="6A6256"/>
+          <w:sz w:val="21"/>
+        </w:rPr>
+        <w:t>Right. The amendment said nothing about sex — so women of every race were still denied the vote, a gap that split the reform movement and took 50 more years to close.</w:t>
+      </w:r>
+    </w:p>
+    <w:p>
+      <w:r>
+        <w:rPr>
+          <w:b/>
+          <w:color w:val="B1442F"/>
+          <w:sz w:val="22"/>
+        </w:rPr>
+        <w:t xml:space="preserve">QUESTION 3:  </w:t>
+      </w:r>
+      <w:r>
+        <w:rPr>
+          <w:sz w:val="22"/>
+        </w:rPr>
+        <w:t>Open response.</w:t>
+      </w:r>
+    </w:p>
+    <w:p>
+      <w:pPr>
+        <w:ind w:left="432"/>
+      </w:pPr>
+      <w:r>
+        <w:rPr>
+          <w:i/>
+          <w:color w:val="6A6256"/>
+          <w:sz w:val="21"/>
+        </w:rPr>
+        <w:t>Look for a response along the lines of: “The women's-rights leaders felt…; Douglass argued…”</w:t>
+      </w:r>
+    </w:p>
+    <w:p>
+      <w:r>
+        <w:rPr>
+          <w:b/>
+          <w:color w:val="B1442F"/>
+          <w:sz w:val="22"/>
+        </w:rPr>
+        <w:t xml:space="preserve">QUESTION 4:  </w:t>
+      </w:r>
+      <w:r>
+        <w:rPr>
+          <w:sz w:val="22"/>
+        </w:rPr>
+        <w:t>Open response.</w:t>
+      </w:r>
+    </w:p>
+    <w:p>
+      <w:pPr>
+        <w:ind w:left="432"/>
+      </w:pPr>
+      <w:r>
+        <w:rPr>
+          <w:i/>
+          <w:color w:val="6A6256"/>
+          <w:sz w:val="21"/>
+        </w:rPr>
+        <w:t>Look for a response along the lines of: “Because the amendment only banned race-based denial, states could…”</w:t>
+      </w:r>
+    </w:p>
     <w:sectPr>
       <w:pgSz w:w="12240" w:h="15840"/>
-      <w:pgMar w:top="1152" w:right="1152" w:bottom="1152" w:left="1152" w:header="720" w:footer="720" w:gutter="0"/>
+      <w:pgMar w:top="1008" w:right="1008" w:bottom="1008" w:left="1008" w:header="720" w:footer="720" w:gutter="0"/>
       <w:cols w:space="720"/>
       <w:docGrid w:linePitch="360"/>
     </w:sectPr>
